--- a/app/templates/template_1_plat.docx
+++ b/app/templates/template_1_plat.docx
@@ -917,7 +917,7 @@
       </w:tblGrid>
       <w:tr>
         <w:trPr>
-          <w:trHeight w:val="489" w:hRule="atLeast"/>
+          <w:trHeight w:val="369" w:hRule="atLeast"/>
         </w:trPr>
         <w:tc>
           <w:tcPr>
@@ -4820,17 +4820,7 @@
                 <w:szCs w:val="20"/>
                 <w:lang w:bidi="ar-SA"/>
               </w:rPr>
-              <w:t xml:space="preserve">Procedimiento   de inspección ascensores, montacargas Eléctricos/Hidráulicos, </w:t>
-            </w:r>
-            <w:r>
-              <w:rPr>
-                <w:rFonts w:eastAsia="Times New Roman" w:cs="Times New Roman"/>
-                <w:kern w:val="0"/>
-                <w:sz w:val="18"/>
-                <w:szCs w:val="20"/>
-                <w:lang w:bidi="ar-SA"/>
-              </w:rPr>
-              <w:t>salvaescalas y plataformas</w:t>
+              <w:t>Procedimiento   de inspección ascensores, montacargas Eléctricos/Hidráulicos, salvaescalas y plataformas</w:t>
             </w:r>
           </w:p>
         </w:tc>
@@ -9080,7 +9070,7 @@
               <w:docPartGallery w:val="Page Numbers (Top of Page)"/>
               <w:docPartUnique w:val="true"/>
             </w:docPartObj>
-            <w:id w:val="1913696920"/>
+            <w:id w:val="1171375242"/>
           </w:sdtPr>
           <w:sdtContent>
             <w:p>
@@ -9264,7 +9254,7 @@
               <w:docPartGallery w:val="Page Numbers (Top of Page)"/>
               <w:docPartUnique w:val="true"/>
             </w:docPartObj>
-            <w:id w:val="1327329635"/>
+            <w:id w:val="838147665"/>
           </w:sdtPr>
           <w:sdtContent>
             <w:p>

--- a/app/templates/template_1_plat.docx
+++ b/app/templates/template_1_plat.docx
@@ -128,6 +128,7 @@
               <w:bottom w:val="nil"/>
               <w:right w:val="nil"/>
             </w:tcBorders>
+            <w:shd w:fill="3465A4" w:val="clear"/>
             <w:vAlign w:val="center"/>
           </w:tcPr>
           <w:p>
@@ -137,14 +138,13 @@
               <w:spacing w:before="0" w:after="0"/>
               <w:jc w:val="left"/>
               <w:rPr>
-                <w:rFonts w:cs="Arial"/>
-                <w:b/>
-                <w:b/>
-              </w:rPr>
-            </w:pPr>
-            <w:r>
-              <w:rPr>
-                <w:b/>
+                <w:color w:val="EEEEEE"/>
+              </w:rPr>
+            </w:pPr>
+            <w:r>
+              <w:rPr>
+                <w:b/>
+                <w:color w:val="EEEEEE"/>
               </w:rPr>
               <w:t>I.</w:t>
               <w:tab/>
@@ -929,6 +929,7 @@
               <w:bottom w:val="single" w:sz="4" w:space="0" w:color="1F497D"/>
               <w:right w:val="single" w:sz="4" w:space="0" w:color="1F497D"/>
             </w:tcBorders>
+            <w:shd w:fill="3465A4" w:val="clear"/>
             <w:vAlign w:val="center"/>
           </w:tcPr>
           <w:p>
@@ -940,15 +941,14 @@
               <w:ind w:hanging="0"/>
               <w:jc w:val="left"/>
               <w:rPr>
-                <w:rFonts w:ascii="Calibri" w:hAnsi="Calibri" w:cs="Calibri" w:asciiTheme="minorHAnsi" w:cstheme="minorHAnsi" w:hAnsiTheme="minorHAnsi"/>
-                <w:b/>
-                <w:b/>
+                <w:color w:val="EEEEEE"/>
               </w:rPr>
             </w:pPr>
             <w:r>
               <w:rPr>
                 <w:rFonts w:cs="Calibri" w:ascii="Calibri" w:hAnsi="Calibri" w:cstheme="minorHAnsi"/>
                 <w:b/>
+                <w:color w:val="EEEEEE"/>
               </w:rPr>
               <w:t>II.</w:t>
               <w:tab/>
@@ -9070,7 +9070,7 @@
               <w:docPartGallery w:val="Page Numbers (Top of Page)"/>
               <w:docPartUnique w:val="true"/>
             </w:docPartObj>
-            <w:id w:val="1171375242"/>
+            <w:id w:val="1229108191"/>
           </w:sdtPr>
           <w:sdtContent>
             <w:p>
@@ -9254,7 +9254,7 @@
               <w:docPartGallery w:val="Page Numbers (Top of Page)"/>
               <w:docPartUnique w:val="true"/>
             </w:docPartObj>
-            <w:id w:val="838147665"/>
+            <w:id w:val="1869929622"/>
           </w:sdtPr>
           <w:sdtContent>
             <w:p>

--- a/app/templates/template_1_plat.docx
+++ b/app/templates/template_1_plat.docx
@@ -8941,6 +8941,49 @@
         </w:rPr>
       </w:pPr>
       <w:r>
+        <w:rPr>
+          <w:rFonts w:cs="Arial"/>
+          <w:b/>
+          <w:lang w:val="es-ES"/>
+        </w:rPr>
+        <w:t>{{if_viejo}}</w:t>
+      </w:r>
+    </w:p>
+    <w:p>
+      <w:pPr>
+        <w:pStyle w:val="Normal"/>
+        <w:widowControl w:val="false"/>
+        <w:spacing w:before="0" w:after="0"/>
+        <w:ind w:left="709" w:hanging="0"/>
+        <w:rPr>
+          <w:rFonts w:cs="Arial"/>
+          <w:b/>
+          <w:b/>
+          <w:lang w:val="es-ES"/>
+        </w:rPr>
+      </w:pPr>
+      <w:r>
+        <w:rPr>
+          <w:rFonts w:cs="Arial"/>
+          <w:b/>
+          <w:lang w:val="es-ES"/>
+        </w:rPr>
+      </w:r>
+    </w:p>
+    <w:p>
+      <w:pPr>
+        <w:pStyle w:val="Normal"/>
+        <w:widowControl w:val="false"/>
+        <w:spacing w:before="0" w:after="0"/>
+        <w:ind w:left="709" w:hanging="0"/>
+        <w:rPr>
+          <w:rFonts w:cs="Arial"/>
+          <w:b/>
+          <w:b/>
+          <w:lang w:val="es-ES"/>
+        </w:rPr>
+      </w:pPr>
+      <w:r>
         <w:rPr/>
       </w:r>
     </w:p>
@@ -9070,7 +9113,7 @@
               <w:docPartGallery w:val="Page Numbers (Top of Page)"/>
               <w:docPartUnique w:val="true"/>
             </w:docPartObj>
-            <w:id w:val="1229108191"/>
+            <w:id w:val="380853111"/>
           </w:sdtPr>
           <w:sdtContent>
             <w:p>
@@ -9254,7 +9297,7 @@
               <w:docPartGallery w:val="Page Numbers (Top of Page)"/>
               <w:docPartUnique w:val="true"/>
             </w:docPartObj>
-            <w:id w:val="1869929622"/>
+            <w:id w:val="1047425166"/>
           </w:sdtPr>
           <w:sdtContent>
             <w:p>

--- a/app/templates/template_1_plat.docx
+++ b/app/templates/template_1_plat.docx
@@ -5758,6 +5758,376 @@
         </w:rPr>
       </w:r>
     </w:p>
+    <w:tbl>
+      <w:tblPr>
+        <w:tblStyle w:val="Tablaconcuadrcula"/>
+        <w:tblW w:w="9493" w:type="dxa"/>
+        <w:jc w:val="left"/>
+        <w:tblInd w:w="-2" w:type="dxa"/>
+        <w:tblLayout w:type="fixed"/>
+        <w:tblCellMar>
+          <w:top w:w="0" w:type="dxa"/>
+          <w:left w:w="7" w:type="dxa"/>
+          <w:bottom w:w="0" w:type="dxa"/>
+          <w:right w:w="0" w:type="dxa"/>
+        </w:tblCellMar>
+        <w:tblLook w:val="04a0" w:noHBand="0" w:noVBand="1" w:firstColumn="1" w:lastRow="0" w:lastColumn="0" w:firstRow="1"/>
+      </w:tblPr>
+      <w:tblGrid>
+        <w:gridCol w:w="4747"/>
+        <w:gridCol w:w="4745"/>
+      </w:tblGrid>
+      <w:tr>
+        <w:trPr>
+          <w:trHeight w:val="227" w:hRule="atLeast"/>
+        </w:trPr>
+        <w:tc>
+          <w:tcPr>
+            <w:tcW w:w="4747" w:type="dxa"/>
+            <w:tcBorders>
+              <w:top w:val="single" w:sz="6" w:space="0" w:color="000000"/>
+              <w:left w:val="single" w:sz="6" w:space="0" w:color="000000"/>
+              <w:bottom w:val="single" w:sz="6" w:space="0" w:color="000000"/>
+              <w:right w:val="nil"/>
+            </w:tcBorders>
+            <w:shd w:fill="00599D" w:val="clear"/>
+          </w:tcPr>
+          <w:p>
+            <w:pPr>
+              <w:pStyle w:val="Normal"/>
+              <w:widowControl w:val="false"/>
+              <w:suppressAutoHyphens w:val="true"/>
+              <w:spacing w:before="0" w:after="0"/>
+              <w:ind w:hanging="0"/>
+              <w:jc w:val="left"/>
+              <w:rPr>
+                <w:rFonts w:cs="Arial"/>
+                <w:b/>
+                <w:b/>
+                <w:lang w:val="es-ES"/>
+              </w:rPr>
+            </w:pPr>
+            <w:r>
+              <w:rPr>
+                <w:rFonts w:eastAsia="Times New Roman" w:cs="Arial" w:ascii="Liberation Sans" w:hAnsi="Liberation Sans"/>
+                <w:b/>
+                <w:bCs/>
+                <w:i w:val="false"/>
+                <w:iCs w:val="false"/>
+                <w:strike w:val="false"/>
+                <w:dstrike w:val="false"/>
+                <w:outline w:val="false"/>
+                <w:shadow w:val="false"/>
+                <w:color w:val="FFFFFF"/>
+                <w:kern w:val="0"/>
+                <w:sz w:val="20"/>
+                <w:szCs w:val="20"/>
+                <w:u w:val="none"/>
+                <w:lang w:val="es-ES" w:bidi="ar-SA"/>
+              </w:rPr>
+              <w:t>Observaciones:</w:t>
+            </w:r>
+          </w:p>
+        </w:tc>
+        <w:tc>
+          <w:tcPr>
+            <w:tcW w:w="4745" w:type="dxa"/>
+            <w:tcBorders>
+              <w:top w:val="single" w:sz="6" w:space="0" w:color="000000"/>
+              <w:left w:val="nil"/>
+              <w:bottom w:val="single" w:sz="6" w:space="0" w:color="000000"/>
+              <w:right w:val="single" w:sz="6" w:space="0" w:color="000000"/>
+            </w:tcBorders>
+            <w:shd w:fill="00599D" w:val="clear"/>
+          </w:tcPr>
+          <w:p>
+            <w:pPr>
+              <w:pStyle w:val="Normal"/>
+              <w:widowControl w:val="false"/>
+              <w:suppressAutoHyphens w:val="true"/>
+              <w:spacing w:before="0" w:after="0"/>
+              <w:ind w:hanging="0"/>
+              <w:jc w:val="left"/>
+              <w:rPr>
+                <w:rFonts w:cs="Arial"/>
+                <w:b/>
+                <w:b/>
+                <w:lang w:val="es-ES"/>
+              </w:rPr>
+            </w:pPr>
+            <w:r>
+              <w:rPr>
+                <w:rFonts w:cs="Arial"/>
+                <w:b/>
+                <w:lang w:val="es-ES"/>
+              </w:rPr>
+            </w:r>
+          </w:p>
+        </w:tc>
+      </w:tr>
+      <w:tr>
+        <w:trPr>
+          <w:trHeight w:val="505" w:hRule="atLeast"/>
+        </w:trPr>
+        <w:tc>
+          <w:tcPr>
+            <w:tcW w:w="4747" w:type="dxa"/>
+            <w:tcBorders>
+              <w:top w:val="nil"/>
+              <w:left w:val="single" w:sz="6" w:space="0" w:color="000000"/>
+              <w:bottom w:val="single" w:sz="6" w:space="0" w:color="000000"/>
+              <w:right w:val="nil"/>
+            </w:tcBorders>
+          </w:tcPr>
+          <w:p>
+            <w:pPr>
+              <w:pStyle w:val="Normal"/>
+              <w:widowControl w:val="false"/>
+              <w:suppressAutoHyphens w:val="true"/>
+              <w:spacing w:before="0" w:after="0"/>
+              <w:ind w:hanging="0"/>
+              <w:jc w:val="left"/>
+              <w:rPr>
+                <w:rFonts w:cs="Arial"/>
+                <w:lang w:val="es-ES"/>
+              </w:rPr>
+            </w:pPr>
+            <w:r>
+              <w:rPr>
+                <w:rFonts w:eastAsia="Times New Roman" w:ascii="Liberation Serif" w:hAnsi="Liberation Serif"/>
+                <w:b/>
+                <w:bCs w:val="false"/>
+                <w:i w:val="false"/>
+                <w:iCs w:val="false"/>
+                <w:strike w:val="false"/>
+                <w:dstrike w:val="false"/>
+                <w:outline w:val="false"/>
+                <w:shadow w:val="false"/>
+                <w:color w:val="000000"/>
+                <w:kern w:val="0"/>
+                <w:sz w:val="24"/>
+                <w:szCs w:val="24"/>
+                <w:u w:val="none"/>
+                <w:lang w:val="es-ES" w:bidi="ar-SA"/>
+              </w:rPr>
+              <w:t xml:space="preserve">Se levantan Defectos Graves: </w:t>
+            </w:r>
+          </w:p>
+        </w:tc>
+        <w:tc>
+          <w:tcPr>
+            <w:tcW w:w="4745" w:type="dxa"/>
+            <w:tcBorders>
+              <w:top w:val="nil"/>
+              <w:left w:val="single" w:sz="6" w:space="0" w:color="000000"/>
+              <w:bottom w:val="single" w:sz="6" w:space="0" w:color="000000"/>
+              <w:right w:val="single" w:sz="6" w:space="0" w:color="000000"/>
+            </w:tcBorders>
+          </w:tcPr>
+          <w:p>
+            <w:pPr>
+              <w:pStyle w:val="Normal"/>
+              <w:widowControl w:val="false"/>
+              <w:suppressAutoHyphens w:val="true"/>
+              <w:spacing w:before="0" w:after="0"/>
+              <w:ind w:hanging="0"/>
+              <w:jc w:val="left"/>
+              <w:rPr>
+                <w:rFonts w:cs="Arial"/>
+                <w:lang w:val="es-ES"/>
+              </w:rPr>
+            </w:pPr>
+            <w:r>
+              <w:rPr>
+                <w:rFonts w:eastAsia="Times New Roman" w:ascii="Liberation Serif" w:hAnsi="Liberation Serif"/>
+                <w:b/>
+                <w:bCs w:val="false"/>
+                <w:i w:val="false"/>
+                <w:iCs w:val="false"/>
+                <w:strike w:val="false"/>
+                <w:dstrike w:val="false"/>
+                <w:outline w:val="false"/>
+                <w:shadow w:val="false"/>
+                <w:color w:val="000000"/>
+                <w:kern w:val="0"/>
+                <w:sz w:val="24"/>
+                <w:szCs w:val="24"/>
+                <w:u w:val="none"/>
+                <w:lang w:val="es-ES" w:bidi="ar-SA"/>
+              </w:rPr>
+              <w:t xml:space="preserve">Se Mantienen Defectos Graves: </w:t>
+            </w:r>
+          </w:p>
+        </w:tc>
+      </w:tr>
+      <w:tr>
+        <w:trPr>
+          <w:trHeight w:val="505" w:hRule="atLeast"/>
+        </w:trPr>
+        <w:tc>
+          <w:tcPr>
+            <w:tcW w:w="4747" w:type="dxa"/>
+            <w:tcBorders>
+              <w:top w:val="nil"/>
+              <w:left w:val="single" w:sz="6" w:space="0" w:color="000000"/>
+              <w:bottom w:val="single" w:sz="6" w:space="0" w:color="000000"/>
+              <w:right w:val="nil"/>
+            </w:tcBorders>
+          </w:tcPr>
+          <w:p>
+            <w:pPr>
+              <w:pStyle w:val="LOnormal"/>
+              <w:keepNext w:val="false"/>
+              <w:keepLines w:val="false"/>
+              <w:widowControl w:val="false"/>
+              <w:shd w:val="clear" w:color="auto" w:fill="auto"/>
+              <w:spacing w:lineRule="auto" w:line="240" w:before="0" w:after="0"/>
+              <w:ind w:right="0" w:hanging="0"/>
+              <w:jc w:val="left"/>
+              <w:rPr>
+                <w:rFonts w:ascii="Arial" w:hAnsi="Arial" w:eastAsia="Arial" w:cs="Arial"/>
+                <w:b w:val="false"/>
+                <w:b w:val="false"/>
+                <w:i w:val="false"/>
+                <w:i w:val="false"/>
+                <w:caps w:val="false"/>
+                <w:smallCaps w:val="false"/>
+                <w:strike w:val="false"/>
+                <w:dstrike w:val="false"/>
+                <w:color w:val="000000"/>
+                <w:position w:val="0"/>
+                <w:sz w:val="20"/>
+                <w:sz w:val="20"/>
+                <w:szCs w:val="20"/>
+                <w:u w:val="none"/>
+                <w:shd w:fill="auto" w:val="clear"/>
+                <w:vertAlign w:val="baseline"/>
+              </w:rPr>
+            </w:pPr>
+            <w:r>
+              <w:rPr>
+                <w:rFonts w:ascii="Liberation Serif" w:hAnsi="Liberation Serif"/>
+                <w:b w:val="false"/>
+                <w:bCs w:val="false"/>
+                <w:i w:val="false"/>
+                <w:iCs w:val="false"/>
+                <w:strike w:val="false"/>
+                <w:dstrike w:val="false"/>
+                <w:outline w:val="false"/>
+                <w:shadow w:val="false"/>
+                <w:color w:val="000000"/>
+                <w:sz w:val="24"/>
+                <w:szCs w:val="24"/>
+                <w:u w:val="none"/>
+              </w:rPr>
+              <w:t>{{revision_past_errors_graves_lift}}</w:t>
+            </w:r>
+          </w:p>
+        </w:tc>
+        <w:tc>
+          <w:tcPr>
+            <w:tcW w:w="4745" w:type="dxa"/>
+            <w:tcBorders>
+              <w:top w:val="nil"/>
+              <w:left w:val="single" w:sz="6" w:space="0" w:color="000000"/>
+              <w:bottom w:val="single" w:sz="6" w:space="0" w:color="000000"/>
+              <w:right w:val="single" w:sz="6" w:space="0" w:color="000000"/>
+            </w:tcBorders>
+          </w:tcPr>
+          <w:p>
+            <w:pPr>
+              <w:pStyle w:val="LOnormal"/>
+              <w:keepNext w:val="false"/>
+              <w:keepLines w:val="false"/>
+              <w:widowControl w:val="false"/>
+              <w:shd w:val="clear" w:color="auto" w:fill="auto"/>
+              <w:spacing w:lineRule="auto" w:line="240" w:before="0" w:after="0"/>
+              <w:ind w:right="0" w:hanging="0"/>
+              <w:jc w:val="left"/>
+              <w:rPr>
+                <w:rFonts w:ascii="Liberation Serif" w:hAnsi="Liberation Serif"/>
+                <w:b w:val="false"/>
+                <w:b w:val="false"/>
+                <w:bCs w:val="false"/>
+                <w:i w:val="false"/>
+                <w:i w:val="false"/>
+                <w:iCs w:val="false"/>
+                <w:strike w:val="false"/>
+                <w:dstrike w:val="false"/>
+                <w:outline w:val="false"/>
+                <w:shadow w:val="false"/>
+                <w:color w:val="000000"/>
+                <w:sz w:val="24"/>
+                <w:szCs w:val="24"/>
+                <w:u w:val="none"/>
+              </w:rPr>
+            </w:pPr>
+            <w:bookmarkStart w:id="0" w:name="__DdeLink__1404_940945877"/>
+            <w:r>
+              <w:rPr>
+                <w:rFonts w:ascii="Liberation Serif" w:hAnsi="Liberation Serif"/>
+                <w:b w:val="false"/>
+                <w:bCs w:val="false"/>
+                <w:i w:val="false"/>
+                <w:iCs w:val="false"/>
+                <w:strike w:val="false"/>
+                <w:dstrike w:val="false"/>
+                <w:outline w:val="false"/>
+                <w:shadow w:val="false"/>
+                <w:color w:val="000000"/>
+                <w:sz w:val="24"/>
+                <w:szCs w:val="24"/>
+                <w:u w:val="none"/>
+              </w:rPr>
+              <w:t>{{revision_past_errors_graves}}</w:t>
+            </w:r>
+            <w:bookmarkEnd w:id="0"/>
+          </w:p>
+        </w:tc>
+      </w:tr>
+    </w:tbl>
+    <w:p>
+      <w:pPr>
+        <w:pStyle w:val="Normal"/>
+        <w:widowControl w:val="false"/>
+        <w:spacing w:before="0" w:after="0"/>
+        <w:ind w:hanging="0"/>
+        <w:rPr>
+          <w:rFonts w:cs="Arial"/>
+          <w:b/>
+          <w:b/>
+          <w:lang w:val="es-ES"/>
+        </w:rPr>
+      </w:pPr>
+      <w:r>
+        <w:rPr>
+          <w:rFonts w:cs="Arial"/>
+          <w:b/>
+          <w:lang w:val="es-ES"/>
+        </w:rPr>
+      </w:r>
+    </w:p>
+    <w:p>
+      <w:pPr>
+        <w:pStyle w:val="Normal"/>
+        <w:widowControl w:val="false"/>
+        <w:spacing w:before="0" w:after="0"/>
+        <w:ind w:hanging="0"/>
+        <w:rPr>
+          <w:rFonts w:cs="Arial"/>
+          <w:b/>
+          <w:b/>
+          <w:lang w:val="es-ES"/>
+        </w:rPr>
+      </w:pPr>
+      <w:r>
+        <w:rPr>
+          <w:rFonts w:cs="Arial"/>
+          <w:b/>
+          <w:lang w:val="es-ES"/>
+        </w:rPr>
+      </w:r>
+    </w:p>
     <w:p>
       <w:pPr>
         <w:pStyle w:val="Normal"/>
@@ -9113,7 +9483,7 @@
               <w:docPartGallery w:val="Page Numbers (Top of Page)"/>
               <w:docPartUnique w:val="true"/>
             </w:docPartObj>
-            <w:id w:val="380853111"/>
+            <w:id w:val="197347707"/>
           </w:sdtPr>
           <w:sdtContent>
             <w:p>
@@ -9297,7 +9667,7 @@
               <w:docPartGallery w:val="Page Numbers (Top of Page)"/>
               <w:docPartUnique w:val="true"/>
             </w:docPartObj>
-            <w:id w:val="1047425166"/>
+            <w:id w:val="897106009"/>
           </w:sdtPr>
           <w:sdtContent>
             <w:p>
@@ -9441,7 +9811,7 @@
               <w:color w:val="000000"/>
               <w:lang w:val="es-ES" w:bidi="ar-SA"/>
             </w:rPr>
-            <w:t>4</w:t>
+            <w:t>2</w:t>
           </w:r>
           <w:r>
             <w:rPr>
@@ -9525,7 +9895,7 @@
               <w:color w:val="000000"/>
               <w:lang w:val="es-ES" w:bidi="ar-SA"/>
             </w:rPr>
-            <w:t>4</w:t>
+            <w:t>5</w:t>
           </w:r>
           <w:r>
             <w:rPr>
@@ -9668,7 +10038,7 @@
         <w:color w:val="365F91" w:themeColor="accent1" w:themeShade="bf"/>
       </w:rPr>
       <w:drawing>
-        <wp:anchor behindDoc="1" distT="0" distB="0" distL="0" distR="0" simplePos="0" locked="0" layoutInCell="0" allowOverlap="1" relativeHeight="5">
+        <wp:anchor behindDoc="1" distT="0" distB="0" distL="0" distR="0" simplePos="0" locked="0" layoutInCell="0" allowOverlap="1" relativeHeight="6">
           <wp:simplePos x="0" y="0"/>
           <wp:positionH relativeFrom="column">
             <wp:posOffset>-522605</wp:posOffset>
